--- a/docs/03_Manual_Guide.docx
+++ b/docs/03_Manual_Guide.docx
@@ -145,7 +145,7 @@
                 <w:color w:val="111111"/>
                 <w:sz w:val="20"/>
               </w:rPr>
-              <w:t>1.2</w:t>
+              <w:t>1.3</w:t>
             </w:r>
           </w:p>
         </w:tc>
@@ -181,7 +181,7 @@
                 <w:color w:val="111111"/>
                 <w:sz w:val="20"/>
               </w:rPr>
-              <w:t>2026-08-31</w:t>
+              <w:t>2026-09-03</w:t>
             </w:r>
           </w:p>
         </w:tc>
@@ -425,7 +425,7 @@
                 <w:color w:val="111111"/>
                 <w:sz w:val="20"/>
               </w:rPr>
-              <w:t>Not required</w:t>
+              <w:t>Atlas cluster is configured</w:t>
             </w:r>
             <w:r>
               <w:rPr>
@@ -434,7 +434,92 @@
                 <w:color w:val="111111"/>
                 <w:sz w:val="20"/>
               </w:rPr>
-              <w:t xml:space="preserve"> — an embedded MongoDB runs automatically and persists to </w:t>
+              <w:t xml:space="preserve"> — the project reads </w:t>
+            </w:r>
+            <w:r>
+              <w:rPr>
+                <w:rFonts w:ascii="Consolas" w:hAnsi="Consolas"/>
+                <w:color w:val="333333"/>
+                <w:sz w:val="18"/>
+              </w:rPr>
+              <w:t>MONGO_URI</w:t>
+            </w:r>
+            <w:r>
+              <w:rPr>
+                <w:rFonts w:ascii="Calibri" w:hAnsi="Calibri"/>
+                <w:b w:val="0"/>
+                <w:color w:val="111111"/>
+                <w:sz w:val="20"/>
+              </w:rPr>
+              <w:t xml:space="preserve"> from </w:t>
+            </w:r>
+            <w:r>
+              <w:rPr>
+                <w:rFonts w:ascii="Consolas" w:hAnsi="Consolas"/>
+                <w:color w:val="333333"/>
+                <w:sz w:val="18"/>
+              </w:rPr>
+              <w:t>server/.env</w:t>
+            </w:r>
+            <w:r>
+              <w:rPr>
+                <w:rFonts w:ascii="Calibri" w:hAnsi="Calibri"/>
+                <w:b w:val="0"/>
+                <w:color w:val="111111"/>
+                <w:sz w:val="20"/>
+              </w:rPr>
+              <w:t xml:space="preserve"> and connects to MongoDB Atlas (</w:t>
+            </w:r>
+            <w:r>
+              <w:rPr>
+                <w:rFonts w:ascii="Consolas" w:hAnsi="Consolas"/>
+                <w:color w:val="333333"/>
+                <w:sz w:val="18"/>
+              </w:rPr>
+              <w:t>cluster0</w:t>
+            </w:r>
+            <w:r>
+              <w:rPr>
+                <w:rFonts w:ascii="Calibri" w:hAnsi="Calibri"/>
+                <w:b w:val="0"/>
+                <w:color w:val="111111"/>
+                <w:sz w:val="20"/>
+              </w:rPr>
+              <w:t xml:space="preserve">, database </w:t>
+            </w:r>
+            <w:r>
+              <w:rPr>
+                <w:rFonts w:ascii="Consolas" w:hAnsi="Consolas"/>
+                <w:color w:val="333333"/>
+                <w:sz w:val="18"/>
+              </w:rPr>
+              <w:t>adaptive_learning</w:t>
+            </w:r>
+            <w:r>
+              <w:rPr>
+                <w:rFonts w:ascii="Calibri" w:hAnsi="Calibri"/>
+                <w:b w:val="0"/>
+                <w:color w:val="111111"/>
+                <w:sz w:val="20"/>
+              </w:rPr>
+              <w:t xml:space="preserve">). No local install needed. If </w:t>
+            </w:r>
+            <w:r>
+              <w:rPr>
+                <w:rFonts w:ascii="Consolas" w:hAnsi="Consolas"/>
+                <w:color w:val="333333"/>
+                <w:sz w:val="18"/>
+              </w:rPr>
+              <w:t>MONGO_URI</w:t>
+            </w:r>
+            <w:r>
+              <w:rPr>
+                <w:rFonts w:ascii="Calibri" w:hAnsi="Calibri"/>
+                <w:b w:val="0"/>
+                <w:color w:val="111111"/>
+                <w:sz w:val="20"/>
+              </w:rPr>
+              <w:t xml:space="preserve"> is blank, an embedded MongoDB runs automatically and persists to </w:t>
             </w:r>
             <w:r>
               <w:rPr>
@@ -451,24 +536,7 @@
                 <w:color w:val="111111"/>
                 <w:sz w:val="20"/>
               </w:rPr>
-              <w:t xml:space="preserve"> (accounts/data survive restarts); set </w:t>
-            </w:r>
-            <w:r>
-              <w:rPr>
-                <w:rFonts w:ascii="Consolas" w:hAnsi="Consolas"/>
-                <w:color w:val="333333"/>
-                <w:sz w:val="18"/>
-              </w:rPr>
-              <w:t>MONGO_URI</w:t>
-            </w:r>
-            <w:r>
-              <w:rPr>
-                <w:rFonts w:ascii="Calibri" w:hAnsi="Calibri"/>
-                <w:b w:val="0"/>
-                <w:color w:val="111111"/>
-                <w:sz w:val="20"/>
-              </w:rPr>
-              <w:t xml:space="preserve"> for Atlas/local persistence, or delete that folder for a clean slate</w:t>
+              <w:t xml:space="preserve"> (delete that folder for a clean slate)</w:t>
             </w:r>
           </w:p>
         </w:tc>
@@ -646,7 +714,7 @@
         </w:rPr>
         <w:t>PORT=5000</w:t>
         <w:br/>
-        <w:t>MONGO_URI=mongodb://127.0.0.1:27017/adaptive_learning</w:t>
+        <w:t>MONGO_URI=mongodb+srv://&lt;db_user&gt;:&lt;db_password&gt;@&lt;cluster&gt;.mongodb.net/adaptive_learning?retryWrites=true&amp;w=majority</w:t>
         <w:br/>
         <w:t>JWT_SECRET=&lt;strong-random-secret&gt;</w:t>
         <w:br/>
@@ -654,7 +722,7 @@
         <w:br/>
         <w:t>GEMINI_API_KEY=&lt;your-google-ai-studio-key&gt;</w:t>
         <w:br/>
-        <w:t>GEMINI_API_KEY_2=&lt;optional second key — doubles free-tier quota&gt;</w:t>
+        <w:t>GEMINI_API_KEY_2=&lt;optional second key — the bulk AI features spend this one&gt;</w:t>
         <w:br/>
         <w:t>GEMINI_MODEL=gemini-3.5-flash-lite</w:t>
         <w:br/>
@@ -663,6 +731,165 @@
         <w:t>AI_TIMEOUT_MS=12000</w:t>
         <w:br/>
         <w:t>NODE_ENV=development</w:t>
+      </w:r>
+    </w:p>
+    <w:p>
+      <w:pPr>
+        <w:ind w:left="432"/>
+      </w:pPr>
+      <w:r>
+        <w:rPr>
+          <w:rFonts w:ascii="Calibri" w:hAnsi="Calibri"/>
+          <w:b/>
+          <w:i/>
+          <w:color w:val="555555"/>
+          <w:sz w:val="22"/>
+        </w:rPr>
+        <w:t>Two Atlas gotchas.</w:t>
+      </w:r>
+      <w:r>
+        <w:rPr>
+          <w:rFonts w:ascii="Calibri" w:hAnsi="Calibri"/>
+          <w:b w:val="0"/>
+          <w:i/>
+          <w:color w:val="555555"/>
+          <w:sz w:val="22"/>
+        </w:rPr>
+        <w:t xml:space="preserve"> (1) Include the database name in the path (</w:t>
+      </w:r>
+      <w:r>
+        <w:rPr>
+          <w:rFonts w:ascii="Consolas" w:hAnsi="Consolas"/>
+          <w:i/>
+          <w:color w:val="333333"/>
+          <w:sz w:val="20"/>
+        </w:rPr>
+        <w:t>/adaptive_learning</w:t>
+      </w:r>
+      <w:r>
+        <w:rPr>
+          <w:rFonts w:ascii="Calibri" w:hAnsi="Calibri"/>
+          <w:b w:val="0"/>
+          <w:i/>
+          <w:color w:val="555555"/>
+          <w:sz w:val="22"/>
+        </w:rPr>
+        <w:t xml:space="preserve">) — without it Mongoose silently writes to a </w:t>
+      </w:r>
+      <w:r>
+        <w:rPr>
+          <w:rFonts w:ascii="Consolas" w:hAnsi="Consolas"/>
+          <w:i/>
+          <w:color w:val="333333"/>
+          <w:sz w:val="20"/>
+        </w:rPr>
+        <w:t>test</w:t>
+      </w:r>
+      <w:r>
+        <w:rPr>
+          <w:rFonts w:ascii="Calibri" w:hAnsi="Calibri"/>
+          <w:b w:val="0"/>
+          <w:i/>
+          <w:color w:val="555555"/>
+          <w:sz w:val="22"/>
+        </w:rPr>
+        <w:t xml:space="preserve"> database. (2) </w:t>
+      </w:r>
+      <w:r>
+        <w:rPr>
+          <w:rFonts w:ascii="Consolas" w:hAnsi="Consolas"/>
+          <w:i/>
+          <w:color w:val="333333"/>
+          <w:sz w:val="20"/>
+        </w:rPr>
+        <w:t>db.ts</w:t>
+      </w:r>
+      <w:r>
+        <w:rPr>
+          <w:rFonts w:ascii="Calibri" w:hAnsi="Calibri"/>
+          <w:b w:val="0"/>
+          <w:i/>
+          <w:color w:val="555555"/>
+          <w:sz w:val="22"/>
+        </w:rPr>
+        <w:t xml:space="preserve"> sets </w:t>
+      </w:r>
+      <w:r>
+        <w:rPr>
+          <w:rFonts w:ascii="Consolas" w:hAnsi="Consolas"/>
+          <w:i/>
+          <w:color w:val="333333"/>
+          <w:sz w:val="20"/>
+        </w:rPr>
+        <w:t>serverSelectionTimeoutMS: 30_000</w:t>
+      </w:r>
+      <w:r>
+        <w:rPr>
+          <w:rFonts w:ascii="Calibri" w:hAnsi="Calibri"/>
+          <w:b w:val="0"/>
+          <w:i/>
+          <w:color w:val="555555"/>
+          <w:sz w:val="22"/>
+        </w:rPr>
+        <w:t xml:space="preserve">, not 10s: a cold Atlas connection measured </w:t>
+      </w:r>
+      <w:r>
+        <w:rPr>
+          <w:rFonts w:ascii="Calibri" w:hAnsi="Calibri"/>
+          <w:b/>
+          <w:i/>
+          <w:color w:val="555555"/>
+          <w:sz w:val="22"/>
+        </w:rPr>
+        <w:t>4–10s</w:t>
+      </w:r>
+      <w:r>
+        <w:rPr>
+          <w:rFonts w:ascii="Calibri" w:hAnsi="Calibri"/>
+          <w:b w:val="0"/>
+          <w:i/>
+          <w:color w:val="555555"/>
+          <w:sz w:val="22"/>
+        </w:rPr>
+        <w:t xml:space="preserve"> here (SRV discovery + TLS handshakes to all three shard members), and a 10s ceiling intermittently crashed boot with </w:t>
+      </w:r>
+      <w:r>
+        <w:rPr>
+          <w:rFonts w:ascii="Consolas" w:hAnsi="Consolas"/>
+          <w:i/>
+          <w:color w:val="333333"/>
+          <w:sz w:val="20"/>
+        </w:rPr>
+        <w:t>MongooseServerSelectionError</w:t>
+      </w:r>
+      <w:r>
+        <w:rPr>
+          <w:rFonts w:ascii="Calibri" w:hAnsi="Calibri"/>
+          <w:b w:val="0"/>
+          <w:i/>
+          <w:color w:val="555555"/>
+          <w:sz w:val="22"/>
+        </w:rPr>
+        <w:t xml:space="preserve"> / </w:t>
+      </w:r>
+      <w:r>
+        <w:rPr>
+          <w:rFonts w:ascii="Consolas" w:hAnsi="Consolas"/>
+          <w:i/>
+          <w:color w:val="333333"/>
+          <w:sz w:val="20"/>
+        </w:rPr>
+        <w:t>ReplicaSetNoPrimary</w:t>
+      </w:r>
+      <w:r>
+        <w:rPr>
+          <w:rFonts w:ascii="Calibri" w:hAnsi="Calibri"/>
+          <w:b w:val="0"/>
+          <w:i/>
+          <w:color w:val="555555"/>
+          <w:sz w:val="22"/>
+        </w:rPr>
+        <w:t>. That bound only governs how long the driver waits to find a usable server before erroring; it adds no latency to queries once connected.</w:t>
       </w:r>
     </w:p>
     <w:p>
@@ -765,6 +992,202 @@
           <w:sz w:val="22"/>
         </w:rPr>
         <w:t>short model list keep AI-backed features live during bursts.</w:t>
+      </w:r>
+    </w:p>
+    <w:p>
+      <w:r>
+        <w:rPr>
+          <w:rFonts w:ascii="Calibri" w:hAnsi="Calibri"/>
+          <w:b w:val="0"/>
+          <w:color w:val="111111"/>
+          <w:sz w:val="22"/>
+        </w:rPr>
+        <w:t xml:space="preserve">The two keys are also </w:t>
+      </w:r>
+      <w:r>
+        <w:rPr>
+          <w:rFonts w:ascii="Calibri" w:hAnsi="Calibri"/>
+          <w:b/>
+          <w:color w:val="111111"/>
+          <w:sz w:val="22"/>
+        </w:rPr>
+        <w:t>partitioned by feature</w:t>
+      </w:r>
+      <w:r>
+        <w:rPr>
+          <w:rFonts w:ascii="Calibri" w:hAnsi="Calibri"/>
+          <w:b w:val="0"/>
+          <w:color w:val="111111"/>
+          <w:sz w:val="22"/>
+        </w:rPr>
+        <w:t xml:space="preserve">: </w:t>
+      </w:r>
+      <w:r>
+        <w:rPr>
+          <w:rFonts w:ascii="Consolas" w:hAnsi="Consolas"/>
+          <w:color w:val="333333"/>
+          <w:sz w:val="20"/>
+        </w:rPr>
+        <w:t>GEMINI_API_KEY</w:t>
+      </w:r>
+      <w:r>
+        <w:rPr>
+          <w:rFonts w:ascii="Calibri" w:hAnsi="Calibri"/>
+          <w:b w:val="0"/>
+          <w:color w:val="111111"/>
+          <w:sz w:val="22"/>
+        </w:rPr>
+        <w:t xml:space="preserve"> pays for</w:t>
+      </w:r>
+    </w:p>
+    <w:p>
+      <w:r>
+        <w:rPr>
+          <w:rFonts w:ascii="Calibri" w:hAnsi="Calibri"/>
+          <w:b w:val="0"/>
+          <w:color w:val="111111"/>
+          <w:sz w:val="22"/>
+        </w:rPr>
+        <w:t>Ask AI (the most latency-sensitive, user-facing path), and</w:t>
+      </w:r>
+    </w:p>
+    <w:p>
+      <w:r>
+        <w:rPr>
+          <w:rFonts w:ascii="Consolas" w:hAnsi="Consolas"/>
+          <w:color w:val="333333"/>
+          <w:sz w:val="20"/>
+        </w:rPr>
+        <w:t>GEMINI_API_KEY_2</w:t>
+      </w:r>
+      <w:r>
+        <w:rPr>
+          <w:rFonts w:ascii="Calibri" w:hAnsi="Calibri"/>
+          <w:b w:val="0"/>
+          <w:color w:val="111111"/>
+          <w:sz w:val="22"/>
+        </w:rPr>
+        <w:t xml:space="preserve"> pays for everything heavier — the adaptive diagnostic and</w:t>
+      </w:r>
+    </w:p>
+    <w:p>
+      <w:r>
+        <w:rPr>
+          <w:rFonts w:ascii="Calibri" w:hAnsi="Calibri"/>
+          <w:b w:val="0"/>
+          <w:color w:val="111111"/>
+          <w:sz w:val="22"/>
+        </w:rPr>
+        <w:t>its prefetch, lesson adaptation, code evaluation, Dojo critique, Career</w:t>
+      </w:r>
+    </w:p>
+    <w:p>
+      <w:r>
+        <w:rPr>
+          <w:rFonts w:ascii="Calibri" w:hAnsi="Calibri"/>
+          <w:b w:val="0"/>
+          <w:color w:val="111111"/>
+          <w:sz w:val="22"/>
+        </w:rPr>
+        <w:t>Autopilot and Freelance Launchpad. This stops bulk generation from starving</w:t>
+      </w:r>
+    </w:p>
+    <w:p>
+      <w:r>
+        <w:rPr>
+          <w:rFonts w:ascii="Calibri" w:hAnsi="Calibri"/>
+          <w:b w:val="0"/>
+          <w:color w:val="111111"/>
+          <w:sz w:val="22"/>
+        </w:rPr>
+        <w:t xml:space="preserve">the chat. It is a </w:t>
+      </w:r>
+      <w:r>
+        <w:rPr>
+          <w:rFonts w:ascii="Calibri" w:hAnsi="Calibri"/>
+          <w:i/>
+          <w:color w:val="111111"/>
+          <w:sz w:val="22"/>
+        </w:rPr>
+        <w:t>preference</w:t>
+      </w:r>
+      <w:r>
+        <w:rPr>
+          <w:rFonts w:ascii="Calibri" w:hAnsi="Calibri"/>
+          <w:b w:val="0"/>
+          <w:color w:val="111111"/>
+          <w:sz w:val="22"/>
+        </w:rPr>
+        <w:t>, not a hard wall: each feature still tries the</w:t>
+      </w:r>
+    </w:p>
+    <w:p>
+      <w:r>
+        <w:rPr>
+          <w:rFonts w:ascii="Calibri" w:hAnsi="Calibri"/>
+          <w:b w:val="0"/>
+          <w:color w:val="111111"/>
+          <w:sz w:val="22"/>
+        </w:rPr>
+        <w:t>other key before falling back to the deterministic provider, so leaving</w:t>
+      </w:r>
+    </w:p>
+    <w:p>
+      <w:r>
+        <w:rPr>
+          <w:rFonts w:ascii="Consolas" w:hAnsi="Consolas"/>
+          <w:color w:val="333333"/>
+          <w:sz w:val="20"/>
+        </w:rPr>
+        <w:t>GEMINI_API_KEY_2</w:t>
+      </w:r>
+      <w:r>
+        <w:rPr>
+          <w:rFonts w:ascii="Calibri" w:hAnsi="Calibri"/>
+          <w:b w:val="0"/>
+          <w:color w:val="111111"/>
+          <w:sz w:val="22"/>
+        </w:rPr>
+        <w:t xml:space="preserve"> unset simply routes everything through the first key.</w:t>
+      </w:r>
+    </w:p>
+    <w:p>
+      <w:r>
+        <w:rPr>
+          <w:rFonts w:ascii="Calibri" w:hAnsi="Calibri"/>
+          <w:b w:val="0"/>
+          <w:color w:val="111111"/>
+          <w:sz w:val="22"/>
+        </w:rPr>
+        <w:t>Every AI success is logged with the credential that served it</w:t>
+      </w:r>
+    </w:p>
+    <w:p>
+      <w:r>
+        <w:rPr>
+          <w:rFonts w:ascii="Calibri" w:hAnsi="Calibri"/>
+          <w:b w:val="0"/>
+          <w:color w:val="111111"/>
+          <w:sz w:val="22"/>
+        </w:rPr>
+        <w:t>(</w:t>
+      </w:r>
+      <w:r>
+        <w:rPr>
+          <w:rFonts w:ascii="Consolas" w:hAnsi="Consolas"/>
+          <w:color w:val="333333"/>
+          <w:sz w:val="20"/>
+        </w:rPr>
+        <w:t>… ok via key 2</w:t>
+      </w:r>
+      <w:r>
+        <w:rPr>
+          <w:rFonts w:ascii="Calibri" w:hAnsi="Calibri"/>
+          <w:b w:val="0"/>
+          <w:color w:val="111111"/>
+          <w:sz w:val="22"/>
+        </w:rPr>
+        <w:t>), which is how you confirm the split at runtime.</w:t>
       </w:r>
     </w:p>
     <w:p>
@@ -2784,7 +3207,7 @@
                 <w:color w:val="111111"/>
                 <w:sz w:val="20"/>
               </w:rPr>
-              <w:t xml:space="preserve">Fixed: the embedded dev DB now persists to </w:t>
+              <w:t xml:space="preserve">No longer applies on Atlas — accounts persist in the cloud cluster. On the embedded fallback, the DB persists to </w:t>
             </w:r>
             <w:r>
               <w:rPr>
@@ -2801,7 +3224,127 @@
                 <w:color w:val="111111"/>
                 <w:sz w:val="20"/>
               </w:rPr>
-              <w:t>. To intentionally reset, stop the server and delete that folder</w:t>
+              <w:t>; to intentionally reset, stop the server and delete that folder</w:t>
+            </w:r>
+          </w:p>
+        </w:tc>
+      </w:tr>
+      <w:tr>
+        <w:tc>
+          <w:tcPr>
+            <w:tcW w:type="dxa" w:w="2880"/>
+          </w:tcPr>
+          <w:p>
+            <w:r/>
+            <w:r>
+              <w:rPr>
+                <w:rFonts w:ascii="Calibri" w:hAnsi="Calibri"/>
+                <w:b w:val="0"/>
+                <w:color w:val="111111"/>
+                <w:sz w:val="20"/>
+              </w:rPr>
+              <w:t xml:space="preserve">Boot dies with </w:t>
+            </w:r>
+            <w:r>
+              <w:rPr>
+                <w:rFonts w:ascii="Consolas" w:hAnsi="Consolas"/>
+                <w:color w:val="333333"/>
+                <w:sz w:val="18"/>
+              </w:rPr>
+              <w:t>MongooseServerSelectionError</w:t>
+            </w:r>
+            <w:r>
+              <w:rPr>
+                <w:rFonts w:ascii="Calibri" w:hAnsi="Calibri"/>
+                <w:b w:val="0"/>
+                <w:color w:val="111111"/>
+                <w:sz w:val="20"/>
+              </w:rPr>
+              <w:t xml:space="preserve"> / </w:t>
+            </w:r>
+            <w:r>
+              <w:rPr>
+                <w:rFonts w:ascii="Consolas" w:hAnsi="Consolas"/>
+                <w:color w:val="333333"/>
+                <w:sz w:val="18"/>
+              </w:rPr>
+              <w:t>ReplicaSetNoPrimary</w:t>
+            </w:r>
+          </w:p>
+        </w:tc>
+        <w:tc>
+          <w:tcPr>
+            <w:tcW w:type="dxa" w:w="2880"/>
+          </w:tcPr>
+          <w:p>
+            <w:r/>
+            <w:r>
+              <w:rPr>
+                <w:rFonts w:ascii="Calibri" w:hAnsi="Calibri"/>
+                <w:b w:val="0"/>
+                <w:color w:val="111111"/>
+                <w:sz w:val="20"/>
+              </w:rPr>
+              <w:t>Atlas unreachable: either the server-selection timeout is shorter than the WAN handshake, or this machine's IP is not in the Atlas allowlist</w:t>
+            </w:r>
+          </w:p>
+        </w:tc>
+        <w:tc>
+          <w:tcPr>
+            <w:tcW w:type="dxa" w:w="2880"/>
+          </w:tcPr>
+          <w:p>
+            <w:r/>
+            <w:r>
+              <w:rPr>
+                <w:rFonts w:ascii="Consolas" w:hAnsi="Consolas"/>
+                <w:color w:val="333333"/>
+                <w:sz w:val="18"/>
+              </w:rPr>
+              <w:t>serverSelectionTimeoutMS</w:t>
+            </w:r>
+            <w:r>
+              <w:rPr>
+                <w:rFonts w:ascii="Calibri" w:hAnsi="Calibri"/>
+                <w:b w:val="0"/>
+                <w:color w:val="111111"/>
+                <w:sz w:val="20"/>
+              </w:rPr>
+              <w:t xml:space="preserve"> is 30s in </w:t>
+            </w:r>
+            <w:r>
+              <w:rPr>
+                <w:rFonts w:ascii="Consolas" w:hAnsi="Consolas"/>
+                <w:color w:val="333333"/>
+                <w:sz w:val="18"/>
+              </w:rPr>
+              <w:t>db.ts</w:t>
+            </w:r>
+            <w:r>
+              <w:rPr>
+                <w:rFonts w:ascii="Calibri" w:hAnsi="Calibri"/>
+                <w:b w:val="0"/>
+                <w:color w:val="111111"/>
+                <w:sz w:val="20"/>
+              </w:rPr>
+              <w:t xml:space="preserve"> (cold Atlas connect measured 4–10s here). In Atlas → Network Access, confirm the current public IP is allowed (or </w:t>
+            </w:r>
+            <w:r>
+              <w:rPr>
+                <w:rFonts w:ascii="Consolas" w:hAnsi="Consolas"/>
+                <w:color w:val="333333"/>
+                <w:sz w:val="18"/>
+              </w:rPr>
+              <w:t>0.0.0.0/0</w:t>
+            </w:r>
+            <w:r>
+              <w:rPr>
+                <w:rFonts w:ascii="Calibri" w:hAnsi="Calibri"/>
+                <w:b w:val="0"/>
+                <w:color w:val="111111"/>
+                <w:sz w:val="20"/>
+              </w:rPr>
+              <w:t xml:space="preserve"> for development)</w:t>
             </w:r>
           </w:p>
         </w:tc>

--- a/docs/03_Manual_Guide.docx
+++ b/docs/03_Manual_Guide.docx
@@ -145,7 +145,7 @@
                 <w:color w:val="111111"/>
                 <w:sz w:val="20"/>
               </w:rPr>
-              <w:t>1.3</w:t>
+              <w:t>1.4</w:t>
             </w:r>
           </w:p>
         </w:tc>
@@ -181,7 +181,7 @@
                 <w:color w:val="111111"/>
                 <w:sz w:val="20"/>
               </w:rPr>
-              <w:t>2026-09-03</w:t>
+              <w:t>2026-09-05</w:t>
             </w:r>
           </w:p>
         </w:tc>
@@ -1193,15 +1193,6 @@
     <w:p>
       <w:r>
         <w:rPr>
-          <w:rFonts w:ascii="Calibri" w:hAnsi="Calibri"/>
-          <w:b w:val="0"/>
-          <w:color w:val="111111"/>
-          <w:sz w:val="22"/>
-        </w:rPr>
-        <w:t xml:space="preserve">Create </w:t>
-      </w:r>
-      <w:r>
-        <w:rPr>
           <w:rFonts w:ascii="Consolas" w:hAnsi="Consolas"/>
           <w:color w:val="333333"/>
           <w:sz w:val="20"/>
@@ -1215,7 +1206,100 @@
           <w:color w:val="111111"/>
           <w:sz w:val="22"/>
         </w:rPr>
-        <w:t>:</w:t>
+        <w:t xml:space="preserve"> is </w:t>
+      </w:r>
+      <w:r>
+        <w:rPr>
+          <w:rFonts w:ascii="Calibri" w:hAnsi="Calibri"/>
+          <w:b/>
+          <w:color w:val="111111"/>
+          <w:sz w:val="22"/>
+        </w:rPr>
+        <w:t>optional</w:t>
+      </w:r>
+      <w:r>
+        <w:rPr>
+          <w:rFonts w:ascii="Calibri" w:hAnsi="Calibri"/>
+          <w:b w:val="0"/>
+          <w:color w:val="111111"/>
+          <w:sz w:val="22"/>
+        </w:rPr>
+        <w:t xml:space="preserve"> — leave </w:t>
+      </w:r>
+      <w:r>
+        <w:rPr>
+          <w:rFonts w:ascii="Consolas" w:hAnsi="Consolas"/>
+          <w:color w:val="333333"/>
+          <w:sz w:val="20"/>
+        </w:rPr>
+        <w:t>VITE_API_URL</w:t>
+      </w:r>
+      <w:r>
+        <w:rPr>
+          <w:rFonts w:ascii="Calibri" w:hAnsi="Calibri"/>
+          <w:b w:val="0"/>
+          <w:color w:val="111111"/>
+          <w:sz w:val="22"/>
+        </w:rPr>
+        <w:t xml:space="preserve"> unset. The SPA defaults to</w:t>
+      </w:r>
+    </w:p>
+    <w:p>
+      <w:r>
+        <w:rPr>
+          <w:rFonts w:ascii="Calibri" w:hAnsi="Calibri"/>
+          <w:b w:val="0"/>
+          <w:color w:val="111111"/>
+          <w:sz w:val="22"/>
+        </w:rPr>
+        <w:t xml:space="preserve">the same-origin relative path </w:t>
+      </w:r>
+      <w:r>
+        <w:rPr>
+          <w:rFonts w:ascii="Consolas" w:hAnsi="Consolas"/>
+          <w:color w:val="333333"/>
+          <w:sz w:val="20"/>
+        </w:rPr>
+        <w:t>/api/v1</w:t>
+      </w:r>
+      <w:r>
+        <w:rPr>
+          <w:rFonts w:ascii="Calibri" w:hAnsi="Calibri"/>
+          <w:b w:val="0"/>
+          <w:color w:val="111111"/>
+          <w:sz w:val="22"/>
+        </w:rPr>
+        <w:t>, which the Vite dev proxy forwards to</w:t>
+      </w:r>
+    </w:p>
+    <w:p>
+      <w:r>
+        <w:rPr>
+          <w:rFonts w:ascii="Consolas" w:hAnsi="Consolas"/>
+          <w:color w:val="333333"/>
+          <w:sz w:val="20"/>
+        </w:rPr>
+        <w:t>http://localhost:5000</w:t>
+      </w:r>
+      <w:r>
+        <w:rPr>
+          <w:rFonts w:ascii="Calibri" w:hAnsi="Calibri"/>
+          <w:b w:val="0"/>
+          <w:color w:val="111111"/>
+          <w:sz w:val="22"/>
+        </w:rPr>
+        <w:t xml:space="preserve"> in development and the Vercel rewrite forwards to the</w:t>
+      </w:r>
+    </w:p>
+    <w:p>
+      <w:r>
+        <w:rPr>
+          <w:rFonts w:ascii="Calibri" w:hAnsi="Calibri"/>
+          <w:b w:val="0"/>
+          <w:color w:val="111111"/>
+          <w:sz w:val="22"/>
+        </w:rPr>
+        <w:t>serverless function in production, so one default works in both.</w:t>
       </w:r>
     </w:p>
     <w:p>
@@ -1228,7 +1312,297 @@
           <w:color w:val="222222"/>
           <w:sz w:val="19"/>
         </w:rPr>
-        <w:t>VITE_API_URL=http://localhost:5000/api/v1</w:t>
+        <w:t># client/.env — only needed for a split-origin setup</w:t>
+        <w:br/>
+        <w:t># VITE_API_URL=https://api.your-domain.com/api/v1</w:t>
+      </w:r>
+    </w:p>
+    <w:p>
+      <w:pPr>
+        <w:ind w:left="432"/>
+      </w:pPr>
+      <w:r>
+        <w:rPr>
+          <w:rFonts w:ascii="Calibri" w:hAnsi="Calibri"/>
+          <w:b/>
+          <w:i/>
+          <w:color w:val="555555"/>
+          <w:sz w:val="22"/>
+        </w:rPr>
+        <w:t>Do not set `VITE_API_URL=http://localhost:5000/api/v1`.</w:t>
+      </w:r>
+      <w:r>
+        <w:rPr>
+          <w:rFonts w:ascii="Calibri" w:hAnsi="Calibri"/>
+          <w:b w:val="0"/>
+          <w:i/>
+          <w:color w:val="555555"/>
+          <w:sz w:val="22"/>
+        </w:rPr>
+        <w:t xml:space="preserve"> Vite inlines</w:t>
+      </w:r>
+    </w:p>
+    <w:p>
+      <w:pPr>
+        <w:ind w:left="432"/>
+      </w:pPr>
+      <w:r>
+        <w:rPr>
+          <w:rFonts w:ascii="Consolas" w:hAnsi="Consolas"/>
+          <w:i/>
+          <w:color w:val="333333"/>
+          <w:sz w:val="20"/>
+        </w:rPr>
+        <w:t>VITE_*</w:t>
+      </w:r>
+      <w:r>
+        <w:rPr>
+          <w:rFonts w:ascii="Calibri" w:hAnsi="Calibri"/>
+          <w:b w:val="0"/>
+          <w:i/>
+          <w:color w:val="555555"/>
+          <w:sz w:val="22"/>
+        </w:rPr>
+        <w:t xml:space="preserve"> values into the bundle at build time, so that string ships to</w:t>
+      </w:r>
+    </w:p>
+    <w:p>
+      <w:pPr>
+        <w:ind w:left="432"/>
+      </w:pPr>
+      <w:r>
+        <w:rPr>
+          <w:rFonts w:ascii="Calibri" w:hAnsi="Calibri"/>
+          <w:b w:val="0"/>
+          <w:i/>
+          <w:color w:val="555555"/>
+          <w:sz w:val="22"/>
+        </w:rPr>
+        <w:t xml:space="preserve">production and makes the deployed SPA call </w:t>
+      </w:r>
+      <w:r>
+        <w:rPr>
+          <w:rFonts w:ascii="Calibri" w:hAnsi="Calibri"/>
+          <w:b/>
+          <w:i/>
+          <w:color w:val="555555"/>
+          <w:sz w:val="22"/>
+        </w:rPr>
+        <w:t>each visitor's own machine</w:t>
+      </w:r>
+      <w:r>
+        <w:rPr>
+          <w:rFonts w:ascii="Calibri" w:hAnsi="Calibri"/>
+          <w:b w:val="0"/>
+          <w:i/>
+          <w:color w:val="555555"/>
+          <w:sz w:val="22"/>
+        </w:rPr>
+        <w:t>.</w:t>
+      </w:r>
+    </w:p>
+    <w:p>
+      <w:pPr>
+        <w:ind w:left="432"/>
+      </w:pPr>
+      <w:r>
+        <w:rPr>
+          <w:rFonts w:ascii="Calibri" w:hAnsi="Calibri"/>
+          <w:b w:val="0"/>
+          <w:i/>
+          <w:color w:val="555555"/>
+          <w:sz w:val="22"/>
+        </w:rPr>
+        <w:t>It appears to work locally, which is exactly why it goes unnoticed.</w:t>
+      </w:r>
+    </w:p>
+    <w:p>
+      <w:pPr>
+        <w:ind w:left="432"/>
+      </w:pPr>
+    </w:p>
+    <w:p>
+      <w:pPr>
+        <w:ind w:left="432"/>
+      </w:pPr>
+      <w:r>
+        <w:rPr>
+          <w:rFonts w:ascii="Calibri" w:hAnsi="Calibri"/>
+          <w:b w:val="0"/>
+          <w:i/>
+          <w:color w:val="555555"/>
+          <w:sz w:val="22"/>
+        </w:rPr>
+        <w:t xml:space="preserve">The dev proxy target reads </w:t>
+      </w:r>
+      <w:r>
+        <w:rPr>
+          <w:rFonts w:ascii="Consolas" w:hAnsi="Consolas"/>
+          <w:i/>
+          <w:color w:val="333333"/>
+          <w:sz w:val="20"/>
+        </w:rPr>
+        <w:t>BACKEND_URL</w:t>
+      </w:r>
+      <w:r>
+        <w:rPr>
+          <w:rFonts w:ascii="Calibri" w:hAnsi="Calibri"/>
+          <w:b w:val="0"/>
+          <w:i/>
+          <w:color w:val="555555"/>
+          <w:sz w:val="22"/>
+        </w:rPr>
+        <w:t xml:space="preserve"> from the </w:t>
+      </w:r>
+      <w:r>
+        <w:rPr>
+          <w:rFonts w:ascii="Calibri" w:hAnsi="Calibri"/>
+          <w:b/>
+          <w:i/>
+          <w:color w:val="555555"/>
+          <w:sz w:val="22"/>
+        </w:rPr>
+        <w:t>shell</w:t>
+      </w:r>
+      <w:r>
+        <w:rPr>
+          <w:rFonts w:ascii="Calibri" w:hAnsi="Calibri"/>
+          <w:b w:val="0"/>
+          <w:i/>
+          <w:color w:val="555555"/>
+          <w:sz w:val="22"/>
+        </w:rPr>
+        <w:t xml:space="preserve"> environment</w:t>
+      </w:r>
+    </w:p>
+    <w:p>
+      <w:pPr>
+        <w:ind w:left="432"/>
+      </w:pPr>
+      <w:r>
+        <w:rPr>
+          <w:rFonts w:ascii="Calibri" w:hAnsi="Calibri"/>
+          <w:b w:val="0"/>
+          <w:i/>
+          <w:color w:val="555555"/>
+          <w:sz w:val="22"/>
+        </w:rPr>
+        <w:t>(</w:t>
+      </w:r>
+      <w:r>
+        <w:rPr>
+          <w:rFonts w:ascii="Consolas" w:hAnsi="Consolas"/>
+          <w:i/>
+          <w:color w:val="333333"/>
+          <w:sz w:val="20"/>
+        </w:rPr>
+        <w:t>BACKEND_URL=http://localhost:5000 npm run dev:client</w:t>
+      </w:r>
+      <w:r>
+        <w:rPr>
+          <w:rFonts w:ascii="Calibri" w:hAnsi="Calibri"/>
+          <w:b w:val="0"/>
+          <w:i/>
+          <w:color w:val="555555"/>
+          <w:sz w:val="22"/>
+        </w:rPr>
+        <w:t>) and defaults to</w:t>
+      </w:r>
+    </w:p>
+    <w:p>
+      <w:pPr>
+        <w:ind w:left="432"/>
+      </w:pPr>
+      <w:r>
+        <w:rPr>
+          <w:rFonts w:ascii="Consolas" w:hAnsi="Consolas"/>
+          <w:i/>
+          <w:color w:val="333333"/>
+          <w:sz w:val="20"/>
+        </w:rPr>
+        <w:t>http://localhost:5000</w:t>
+      </w:r>
+      <w:r>
+        <w:rPr>
+          <w:rFonts w:ascii="Calibri" w:hAnsi="Calibri"/>
+          <w:b w:val="0"/>
+          <w:i/>
+          <w:color w:val="555555"/>
+          <w:sz w:val="22"/>
+        </w:rPr>
+        <w:t xml:space="preserve">. Vite never loads </w:t>
+      </w:r>
+      <w:r>
+        <w:rPr>
+          <w:rFonts w:ascii="Consolas" w:hAnsi="Consolas"/>
+          <w:i/>
+          <w:color w:val="333333"/>
+          <w:sz w:val="20"/>
+        </w:rPr>
+        <w:t>server/.env</w:t>
+      </w:r>
+      <w:r>
+        <w:rPr>
+          <w:rFonts w:ascii="Calibri" w:hAnsi="Calibri"/>
+          <w:b w:val="0"/>
+          <w:i/>
+          <w:color w:val="555555"/>
+          <w:sz w:val="22"/>
+        </w:rPr>
+        <w:t>, so a variable</w:t>
+      </w:r>
+    </w:p>
+    <w:p>
+      <w:pPr>
+        <w:ind w:left="432"/>
+      </w:pPr>
+      <w:r>
+        <w:rPr>
+          <w:rFonts w:ascii="Calibri" w:hAnsi="Calibri"/>
+          <w:b w:val="0"/>
+          <w:i/>
+          <w:color w:val="555555"/>
+          <w:sz w:val="22"/>
+        </w:rPr>
+        <w:t xml:space="preserve">defined only there is </w:t>
+      </w:r>
+      <w:r>
+        <w:rPr>
+          <w:rFonts w:ascii="Consolas" w:hAnsi="Consolas"/>
+          <w:i/>
+          <w:color w:val="333333"/>
+          <w:sz w:val="20"/>
+        </w:rPr>
+        <w:t>undefined</w:t>
+      </w:r>
+      <w:r>
+        <w:rPr>
+          <w:rFonts w:ascii="Calibri" w:hAnsi="Calibri"/>
+          <w:b w:val="0"/>
+          <w:i/>
+          <w:color w:val="555555"/>
+          <w:sz w:val="22"/>
+        </w:rPr>
+        <w:t xml:space="preserve"> in </w:t>
+      </w:r>
+      <w:r>
+        <w:rPr>
+          <w:rFonts w:ascii="Consolas" w:hAnsi="Consolas"/>
+          <w:i/>
+          <w:color w:val="333333"/>
+          <w:sz w:val="20"/>
+        </w:rPr>
+        <w:t>vite.config.ts</w:t>
+      </w:r>
+      <w:r>
+        <w:rPr>
+          <w:rFonts w:ascii="Calibri" w:hAnsi="Calibri"/>
+          <w:b w:val="0"/>
+          <w:i/>
+          <w:color w:val="555555"/>
+          <w:sz w:val="22"/>
+        </w:rPr>
+        <w:t>.</w:t>
       </w:r>
     </w:p>
     <w:p>
